--- a/applications/STRONG/CTM Unlimited - Data Analyst - 2026-09-25/cover_letter.docx
+++ b/applications/STRONG/CTM Unlimited - Data Analyst - 2026-09-25/cover_letter.docx
@@ -200,7 +200,7 @@
           <w:color w:val="09152A"/>
           <w:sz w:val="22"/>
         </w:rPr>
-        <w:t>The description of this role resonates directly with work I do daily. In my freelance practice supporting callcathai.online, primelayertrades.com, and hereraspreadsheets.com, I maintain executive KPI dashboards that pull from multiple data sources on different schedules — each with varying levels of maturity and completeness. I built the reconciliation and validation logic that keeps those reports accurate regardless of what changes upstream. At Ferguson Enterprises, I managed recurring Power BI reporting for CFO-level stakeholders across a large ecommerce and supply chain operation — same discipline: keep the numbers clean, keep the cadence reliable, and surface quality issues before they reach leadership. That is exactly what this role requires.</w:t>
+        <w:t>The description of this role resonates directly with work I do daily. In my freelance practice supporting callcatchai.online, primelayertrades.com, and hereraspreadsheets.com, I maintain executive KPI dashboards that pull from multiple data sources on different schedules — each with varying levels of maturity and completeness. I built the reconciliation and validation logic that keeps those reports accurate regardless of what changes upstream. At Ferguson Enterprises, I managed recurring Power BI reporting for CFO-level stakeholders across a large ecommerce and supply chain operation — same discipline: keep the numbers clean, keep the cadence reliable, and surface quality issues before they reach leadership. That is exactly what this role requires.</w:t>
       </w:r>
     </w:p>
     <w:p>
